--- a/final_report.docx
+++ b/final_report.docx
@@ -2637,7 +2637,7 @@
               <w:jc w:val="left"/>
             </w:pPr>
             <w:r>
-              <w:t xml:space="preserve">JZ</w:t>
+              <w:t xml:space="preserve">Jiecheng</w:t>
             </w:r>
           </w:p>
         </w:tc>
@@ -2675,7 +2675,7 @@
               <w:jc w:val="left"/>
             </w:pPr>
             <w:r>
-              <w:t xml:space="preserve">Juliet</w:t>
+              <w:t xml:space="preserve">Julia</w:t>
             </w:r>
           </w:p>
         </w:tc>
@@ -2699,7 +2699,7 @@
               <w:jc w:val="left"/>
             </w:pPr>
             <w:r>
-              <w:t xml:space="preserve">Pending completion</w:t>
+              <w:t xml:space="preserve">Completed</w:t>
             </w:r>
           </w:p>
         </w:tc>
